--- a/Componente metodologico/IEEE830.docx
+++ b/Componente metodologico/IEEE830.docx
@@ -10858,7 +10858,13 @@
               </w:rPr>
             </w:pPr>
             <w:r>
-              <w:t xml:space="preserve">Permitirá el registro de nuevos usuarios en la plataforma </w:t>
+              <w:t xml:space="preserve">Permitirá el registro de nuevos </w:t>
+            </w:r>
+            <w:r>
+              <w:t>clientes</w:t>
+            </w:r>
+            <w:r>
+              <w:t xml:space="preserve"> en la plataforma </w:t>
             </w:r>
             <w:proofErr w:type="spellStart"/>
             <w:r>
@@ -10936,7 +10942,7 @@
               </w:rPr>
             </w:pPr>
             <w:r>
-              <w:t>El sistema permitirá registrar nuevos usuarios solicitando información como nombres, documento de identidad, correo electrónico y contraseña. Una vez verificada la información ingresada, el sistema almacenará los datos y habilitará el acceso mediante el proceso de inicio de sesión.</w:t>
+              <w:t>El sistema permitirá registrar nuevos usuarios solicitando información como nombres, correo electrónico y contraseña. Una vez verificada la información ingresada, el sistema almacenará los datos y habilitará el acceso mediante el proceso de inicio de sesión.</w:t>
             </w:r>
           </w:p>
         </w:tc>
@@ -13065,7 +13071,19 @@
               <w:rPr>
                 <w:rStyle w:val="Textoennegrita"/>
               </w:rPr>
-              <w:t>Consulta de información de sedes.</w:t>
+              <w:t>Consulta de sedes</w:t>
+            </w:r>
+            <w:r>
+              <w:rPr>
+                <w:rStyle w:val="Textoennegrita"/>
+              </w:rPr>
+              <w:t xml:space="preserve"> por filtración</w:t>
+            </w:r>
+            <w:r>
+              <w:rPr>
+                <w:rStyle w:val="Textoennegrita"/>
+              </w:rPr>
+              <w:t>.</w:t>
             </w:r>
           </w:p>
           <w:p>
@@ -16700,7 +16718,13 @@
               <w:pStyle w:val="pdq2pgselectionanchorcontainer"/>
             </w:pPr>
             <w:r>
-              <w:t>Permitirá eliminar usuarios registrados en la plataforma.</w:t>
+              <w:t xml:space="preserve">Permitirá </w:t>
+            </w:r>
+            <w:r>
+              <w:t>cambiar estados del cliente</w:t>
+            </w:r>
+            <w:r>
+              <w:t xml:space="preserve"> registrados en la plataforma.</w:t>
             </w:r>
           </w:p>
           <w:p>
@@ -16780,7 +16804,13 @@
               </w:rPr>
             </w:pPr>
             <w:r>
-              <w:t>El sistema permitirá al administrador eliminar un usuario registrado cuando sea necesario, retirando su información de la plataforma de acuerdo con los permisos establecidos para este rol.</w:t>
+              <w:t>El sistema permitirá al administrador e</w:t>
+            </w:r>
+            <w:r>
+              <w:t>l estado del cliente</w:t>
+            </w:r>
+            <w:r>
+              <w:t xml:space="preserve"> registrado cuando sea necesario, retirando su información de la plataforma de acuerdo con los permisos establecidos para este rol.</w:t>
             </w:r>
           </w:p>
         </w:tc>
@@ -18457,7 +18487,13 @@
               </w:rPr>
             </w:pPr>
             <w:r>
-              <w:t>Permitirá eliminar sedes registradas en la plataforma.</w:t>
+              <w:t xml:space="preserve">Permitirá </w:t>
+            </w:r>
+            <w:r>
+              <w:t>cambiar el estado de las</w:t>
+            </w:r>
+            <w:r>
+              <w:t xml:space="preserve"> sedes registradas en la plataforma.</w:t>
             </w:r>
           </w:p>
         </w:tc>
@@ -18527,7 +18563,19 @@
               </w:rPr>
             </w:pPr>
             <w:r>
-              <w:t>El sistema permitirá al administrador eliminar una sede del sistema cuando ya no haga parte de la red de gimnasios, retirando su información de la plataforma.</w:t>
+              <w:t xml:space="preserve">El sistema permitirá al administrador </w:t>
+            </w:r>
+            <w:r>
+              <w:t>cambiar el estado de</w:t>
+            </w:r>
+            <w:r>
+              <w:t xml:space="preserve"> sede</w:t>
+            </w:r>
+            <w:r>
+              <w:t>s en</w:t>
+            </w:r>
+            <w:r>
+              <w:t xml:space="preserve"> el sistema cuando ya no haga parte de la red de gimnasios, retirando su información de la plataforma.</w:t>
             </w:r>
           </w:p>
         </w:tc>
@@ -20133,7 +20181,10 @@
               </w:rPr>
             </w:pPr>
             <w:r>
-              <w:t>Eliminación de especialidades.</w:t>
+              <w:t>Cambiar estado</w:t>
+            </w:r>
+            <w:r>
+              <w:t xml:space="preserve"> de especialidades.</w:t>
             </w:r>
           </w:p>
         </w:tc>
@@ -20199,7 +20250,13 @@
               <w:pStyle w:val="pdq2pgselectionanchorcontainer"/>
             </w:pPr>
             <w:r>
-              <w:t>Permitirá eliminar especialidades deportivas registradas.</w:t>
+              <w:t xml:space="preserve">Permitirá </w:t>
+            </w:r>
+            <w:r>
+              <w:t>cambiar el estado de</w:t>
+            </w:r>
+            <w:r>
+              <w:t xml:space="preserve"> especialidades deportivas registradas.</w:t>
             </w:r>
           </w:p>
           <w:p>
@@ -20279,7 +20336,13 @@
               </w:rPr>
             </w:pPr>
             <w:r>
-              <w:t>El sistema permitirá al administrador eliminar una especialidad deportiva cuando ya no haga parte de la oferta de actividades disponible en la plataforma.</w:t>
+              <w:t xml:space="preserve">El sistema permitirá al administrador </w:t>
+            </w:r>
+            <w:r>
+              <w:t>cambiar el estado de</w:t>
+            </w:r>
+            <w:r>
+              <w:t xml:space="preserve"> una especialidad deportiva cuando ya no haga parte de la oferta de actividades disponible en la plataforma.</w:t>
             </w:r>
           </w:p>
         </w:tc>
@@ -20698,7 +20761,7 @@
               <w:pStyle w:val="pdq2pgselectionanchorcontainer"/>
             </w:pPr>
             <w:r>
-              <w:t>El sistema permitirá registrar entrenadores ingresando información como nombres, documento de identidad, correo electrónico, teléfono y la especialidad que impartirá dentro de la plataforma.</w:t>
+              <w:t>El sistema permitirá registrar entrenadores ingresando información como nombres, correo electrónico, y la especialidad que impartirá dentro de la plataforma.</w:t>
             </w:r>
           </w:p>
           <w:p>
@@ -21935,7 +21998,13 @@
               </w:rPr>
             </w:pPr>
             <w:r>
-              <w:t>Permitirá eliminar entrenadores registrados en la plataforma.</w:t>
+              <w:t xml:space="preserve">Permitirá </w:t>
+            </w:r>
+            <w:r>
+              <w:t>cambiar el estado de los</w:t>
+            </w:r>
+            <w:r>
+              <w:t xml:space="preserve"> entrenadores registrados en la plataforma.</w:t>
             </w:r>
           </w:p>
         </w:tc>
@@ -22001,7 +22070,13 @@
               <w:pStyle w:val="pdq2pgselectionanchorcontainer"/>
             </w:pPr>
             <w:r>
-              <w:t>El sistema permitirá al administrador eliminar un entrenador cuando deje de formar parte de la red de gimnasios, retirando su información del sistema.</w:t>
+              <w:t xml:space="preserve">El sistema permitirá al administrador </w:t>
+            </w:r>
+            <w:r>
+              <w:t>cambiar el estado de</w:t>
+            </w:r>
+            <w:r>
+              <w:t xml:space="preserve"> un entrenador cuando deje de formar parte de la red de gimnasios, retirando su información del sistema.</w:t>
             </w:r>
           </w:p>
           <w:p>
@@ -22719,7 +22794,7 @@
               <w:rPr>
                 <w:rStyle w:val="Textoennegrita"/>
               </w:rPr>
-              <w:t>Consulta de clases.</w:t>
+              <w:t>Registrar rutinas</w:t>
             </w:r>
           </w:p>
           <w:p>
@@ -22799,7 +22874,10 @@
               </w:rPr>
             </w:pPr>
             <w:r>
-              <w:t>Permitirá consultar las clases registradas en la plataforma.</w:t>
+              <w:t>Permitirá a entrenadores crear rutinas de entrenamientos y guardarlas en la base de datos de</w:t>
+            </w:r>
+            <w:r>
+              <w:t>l sistema.</w:t>
             </w:r>
           </w:p>
         </w:tc>
@@ -22865,7 +22943,10 @@
               <w:pStyle w:val="pdq2pgselectionanchorcontainer"/>
             </w:pPr>
             <w:r>
-              <w:t>El sistema mostrará el listado de clases programadas junto con información como sede, especialidad, entrenador, horario y cantidad de cupos disponibles.</w:t>
+              <w:t xml:space="preserve">El sistema </w:t>
+            </w:r>
+            <w:r>
+              <w:t>permitirá crear rutinas por entrenadores y las guardará en la base de datos del sistema.</w:t>
             </w:r>
           </w:p>
           <w:p>
@@ -23173,7 +23254,7 @@
               </w:rPr>
             </w:pPr>
             <w:r>
-              <w:t>Actualización de clases.</w:t>
+              <w:t>Consultar rutinas</w:t>
             </w:r>
           </w:p>
         </w:tc>
@@ -23243,7 +23324,10 @@
               </w:rPr>
             </w:pPr>
             <w:r>
-              <w:t>Permitirá modificar la información de una clase previamente registrada.</w:t>
+              <w:t xml:space="preserve">Permitirá </w:t>
+            </w:r>
+            <w:r>
+              <w:t>consultar las rutinas guardadas en el sistema.</w:t>
             </w:r>
           </w:p>
         </w:tc>
@@ -23313,7 +23397,10 @@
               </w:rPr>
             </w:pPr>
             <w:r>
-              <w:t>El sistema permitirá al administrador actualizar la información de una clase, incluyendo cambios en el horario, entrenador asignado, sede, especialidad o número de cupos disponibles.</w:t>
+              <w:t>El sistema permitirá a</w:t>
+            </w:r>
+            <w:r>
+              <w:t xml:space="preserve"> los usuarios consultar las rutinas guardadas en el sistema.</w:t>
             </w:r>
           </w:p>
         </w:tc>
